--- a/sema2/Annexe1b_Fichiers_Texte.docx
+++ b/sema2/Annexe1b_Fichiers_Texte.docx
@@ -245,6 +245,9 @@
               <w:tab/>
               <w:t>Var valeur =</w:t>
             </w:r>
+            <w:r>
+              <w:t xml:space="preserve"> 90.5</w:t>
+            </w:r>
           </w:p>
         </w:tc>
       </w:tr>
@@ -297,6 +300,46 @@
                 <w:lang w:val="en-CA"/>
               </w:rPr>
             </w:pPr>
+            <w:r>
+              <w:rPr>
+                <w:lang w:val="en-CA"/>
+              </w:rPr>
+              <w:t xml:space="preserve">class </w:t>
+            </w:r>
+            <w:proofErr w:type="gramStart"/>
+            <w:r>
+              <w:rPr>
+                <w:lang w:val="en-CA"/>
+              </w:rPr>
+              <w:t>Gestion :</w:t>
+            </w:r>
+            <w:proofErr w:type="gramEnd"/>
+            <w:r>
+              <w:rPr>
+                <w:lang w:val="en-CA"/>
+              </w:rPr>
+              <w:t xml:space="preserve"> </w:t>
+            </w:r>
+            <w:proofErr w:type="spellStart"/>
+            <w:r>
+              <w:rPr>
+                <w:rFonts w:ascii="Courier New" w:hAnsi="Courier New" w:cs="Courier New"/>
+                <w:sz w:val="20"/>
+                <w:szCs w:val="18"/>
+                <w:lang w:val="en-CA"/>
+              </w:rPr>
+              <w:t>View.OnClickListener</w:t>
+            </w:r>
+            <w:proofErr w:type="spellEnd"/>
+            <w:r>
+              <w:rPr>
+                <w:rFonts w:ascii="Courier New" w:hAnsi="Courier New" w:cs="Courier New"/>
+                <w:sz w:val="20"/>
+                <w:szCs w:val="18"/>
+                <w:lang w:val="en-CA"/>
+              </w:rPr>
+              <w:t>{}</w:t>
+            </w:r>
           </w:p>
         </w:tc>
       </w:tr>
@@ -369,6 +412,20 @@
                 <w:lang w:val="en-CA"/>
               </w:rPr>
             </w:pPr>
+            <w:proofErr w:type="spellStart"/>
+            <w:r>
+              <w:rPr>
+                <w:lang w:val="en-CA"/>
+              </w:rPr>
+              <w:t>Println</w:t>
+            </w:r>
+            <w:proofErr w:type="spellEnd"/>
+            <w:r>
+              <w:rPr>
+                <w:lang w:val="en-CA"/>
+              </w:rPr>
+              <w:t>(“bonjour”)</w:t>
+            </w:r>
           </w:p>
         </w:tc>
       </w:tr>
@@ -512,7 +569,53 @@
           <w:tcPr>
             <w:tcW w:w="4459" w:type="dxa"/>
           </w:tcPr>
-          <w:p/>
+          <w:p>
+            <w:r>
+              <w:t xml:space="preserve">Fun </w:t>
+            </w:r>
+            <w:proofErr w:type="spellStart"/>
+            <w:r>
+              <w:t>calculerSomme</w:t>
+            </w:r>
+            <w:proofErr w:type="spellEnd"/>
+            <w:r>
+              <w:t xml:space="preserve"> </w:t>
+            </w:r>
+            <w:proofErr w:type="gramStart"/>
+            <w:r>
+              <w:t xml:space="preserve">( </w:t>
+            </w:r>
+            <w:proofErr w:type="spellStart"/>
+            <w:r>
+              <w:rPr>
+                <w:rFonts w:ascii="Courier New" w:hAnsi="Courier New" w:cs="Courier New"/>
+                <w:sz w:val="20"/>
+                <w:szCs w:val="18"/>
+              </w:rPr>
+              <w:t>n</w:t>
+            </w:r>
+            <w:r>
+              <w:rPr>
+                <w:rFonts w:ascii="Courier New" w:hAnsi="Courier New" w:cs="Courier New"/>
+                <w:sz w:val="20"/>
+                <w:szCs w:val="18"/>
+              </w:rPr>
+              <w:t>bEntrees</w:t>
+            </w:r>
+            <w:proofErr w:type="spellEnd"/>
+            <w:r>
+              <w:rPr>
+                <w:rFonts w:ascii="Courier New" w:hAnsi="Courier New" w:cs="Courier New"/>
+                <w:sz w:val="20"/>
+                <w:szCs w:val="18"/>
+              </w:rPr>
+              <w:t> :Int</w:t>
+            </w:r>
+            <w:proofErr w:type="gramEnd"/>
+            <w:r>
+              <w:t xml:space="preserve"> )</w:t>
+            </w:r>
+          </w:p>
         </w:tc>
       </w:tr>
     </w:tbl>
@@ -2156,7 +2259,23 @@
             <w:sz w:val="28"/>
             <w:szCs w:val="24"/>
           </w:rPr>
-          <w:t>Scanners</w:t>
+          <w:t>Scann</w:t>
+        </w:r>
+        <w:r>
+          <w:rPr>
+            <w:rStyle w:val="Lienhypertexte"/>
+            <w:sz w:val="28"/>
+            <w:szCs w:val="24"/>
+          </w:rPr>
+          <w:t>e</w:t>
+        </w:r>
+        <w:r>
+          <w:rPr>
+            <w:rStyle w:val="Lienhypertexte"/>
+            <w:sz w:val="28"/>
+            <w:szCs w:val="24"/>
+          </w:rPr>
+          <w:t>rs</w:t>
         </w:r>
       </w:hyperlink>
       <w:r>
@@ -2622,14 +2741,63 @@
           <w:placeholder>
             <w:docPart w:val="DefaultPlaceholder_-1854013440"/>
           </w:placeholder>
-          <w:showingPlcHdr/>
         </w:sdtPr>
         <w:sdtContent>
           <w:r>
             <w:rPr>
-              <w:rStyle w:val="Textedelespacerserv"/>
+              <w:rFonts w:ascii="Courier New" w:eastAsia="Times New Roman" w:hAnsi="Courier New" w:cs="Courier New"/>
+              <w:color w:val="1D4A67"/>
+              <w:sz w:val="20"/>
+              <w:szCs w:val="20"/>
+              <w:lang w:eastAsia="fr-CA"/>
             </w:rPr>
-            <w:t>Cliquez ou appuyez ici pour entrer du texte.</w:t>
+            <w:t xml:space="preserve">val fis = </w:t>
+          </w:r>
+          <w:proofErr w:type="spellStart"/>
+          <w:proofErr w:type="gramStart"/>
+          <w:r>
+            <w:rPr>
+              <w:rFonts w:ascii="Courier New" w:eastAsia="Times New Roman" w:hAnsi="Courier New" w:cs="Courier New"/>
+              <w:color w:val="1D4A67"/>
+              <w:sz w:val="20"/>
+              <w:szCs w:val="20"/>
+              <w:lang w:eastAsia="fr-CA"/>
+            </w:rPr>
+            <w:t>resources.openRawResource</w:t>
+          </w:r>
+          <w:proofErr w:type="spellEnd"/>
+          <w:proofErr w:type="gramEnd"/>
+          <w:r>
+            <w:rPr>
+              <w:rFonts w:ascii="Courier New" w:eastAsia="Times New Roman" w:hAnsi="Courier New" w:cs="Courier New"/>
+              <w:color w:val="1D4A67"/>
+              <w:sz w:val="20"/>
+              <w:szCs w:val="20"/>
+              <w:lang w:eastAsia="fr-CA"/>
+            </w:rPr>
+            <w:t>(</w:t>
+          </w:r>
+          <w:proofErr w:type="spellStart"/>
+          <w:r>
+            <w:rPr>
+              <w:rFonts w:ascii="Courier New" w:eastAsia="Times New Roman" w:hAnsi="Courier New" w:cs="Courier New"/>
+              <w:color w:val="1D4A67"/>
+              <w:sz w:val="20"/>
+              <w:szCs w:val="20"/>
+              <w:lang w:eastAsia="fr-CA"/>
+            </w:rPr>
+            <w:t>R.raw.palmares</w:t>
+          </w:r>
+          <w:proofErr w:type="spellEnd"/>
+          <w:r>
+            <w:rPr>
+              <w:rFonts w:ascii="Courier New" w:eastAsia="Times New Roman" w:hAnsi="Courier New" w:cs="Courier New"/>
+              <w:color w:val="1D4A67"/>
+              <w:sz w:val="20"/>
+              <w:szCs w:val="20"/>
+              <w:lang w:eastAsia="fr-CA"/>
+            </w:rPr>
+            <w:t>)</w:t>
           </w:r>
         </w:sdtContent>
       </w:sdt>
@@ -8071,7 +8239,6 @@
   <w:style w:type="character" w:default="1" w:styleId="Policepardfaut">
     <w:name w:val="Default Paragraph Font"/>
     <w:uiPriority w:val="1"/>
-    <w:semiHidden/>
     <w:unhideWhenUsed/>
   </w:style>
   <w:style w:type="table" w:default="1" w:styleId="TableauNormal">
@@ -8419,6 +8586,8 @@
     <w:rsid w:val="008632A5"/>
     <w:rsid w:val="00977E12"/>
     <w:rsid w:val="00A3434E"/>
+    <w:rsid w:val="00AF58ED"/>
+    <w:rsid w:val="00B44227"/>
     <w:rsid w:val="00BF36F6"/>
     <w:rsid w:val="00C44DE1"/>
     <w:rsid w:val="00C85295"/>
